--- a/Volume 1/Chapter 02 - Language Fundamentals/SPA_Vol1_Ch2_Lesson2_1a_EXTENDED_Variables.docx
+++ b/Volume 1/Chapter 02 - Language Fundamentals/SPA_Vol1_Ch2_Lesson2_1a_EXTENDED_Variables.docx
@@ -691,7 +691,6 @@
     <w:p>
       <w:pPr>
         <w:pStyle w:val="CommandBlock"/>
-        <w:keepNext/>
       </w:pPr>
       <w:r>
         <w:t xml:space="preserve">    Out-Null</w:t>
@@ -699,42 +698,175 @@
     </w:p>
     <w:p>
       <w:pPr>
+        <w:keepNext/>
+      </w:pPr>
+    </w:p>
+    <w:p>
+      <w:pPr>
+        <w:keepNext/>
+      </w:pPr>
+      <w:r>
+        <w:t xml:space="preserve">Next, let the tools create the Rust and Solidity projects. Remember, cargo init makes the .\rust folder a Rust project: it writes Cargo.toml, which names the project, its version, and its edition, and a starter src\main.rs. --name names the project, and --vcs none skips a separate Git repository. This lesson's programs are the files in src\bin, each its own program, so Remove-Item deletes the starter main.rs. forge init makes the Foundry project, as in Chapter 1, with --offline and --no-git. --empty leaves </w:t>
+      </w:r>
+      <w:r>
+        <w:t>out the Counter example files, so .\solidity gets only a foundry.toml, a README.md, and empty src, test, and script folders. forge init stops if its folder already holds files, which is why the folder commands above leave .\solidity to it.</w:t>
+      </w:r>
+    </w:p>
+    <w:p>
+      <w:pPr>
+        <w:keepNext/>
+      </w:pPr>
+    </w:p>
+    <w:p>
+      <w:pPr>
         <w:pStyle w:val="CommandBlock"/>
         <w:keepNext/>
       </w:pPr>
       <w:r>
-        <w:t>New-Item -ItemType Directory -Force `</w:t>
+        <w:t>cargo init .\rust --name variables --vcs none</w:t>
       </w:r>
     </w:p>
     <w:p>
       <w:pPr>
         <w:pStyle w:val="CommandBlock"/>
-      </w:pPr>
-      <w:r>
-        <w:t xml:space="preserve">    "$HOME\spa\lesson-2.1-extended\solidity\script" | Out-Null</w:t>
-      </w:r>
-    </w:p>
-    <w:p>
-      <w:pPr>
-        <w:keepNext/>
-      </w:pPr>
-    </w:p>
-    <w:p>
-      <w:pPr>
-        <w:keepNext/>
-      </w:pPr>
-      <w:r>
-        <w:t>Save each file from this lesson into the matching path in the project layout. As in Chapter 1, notepad .\rust\Cargo.toml creates and opens one: choose Yes, type the file, save it with Ctrl+S, and close Notepad. Then install forge-std, Foundry's standard library, into the Solidity project. Linux Assembly runs in WSL.</w:t>
-      </w:r>
-    </w:p>
-    <w:p>
-      <w:pPr>
-        <w:keepNext/>
-      </w:pPr>
+        <w:keepNext/>
+      </w:pPr>
+      <w:r>
+        <w:t>Remove-Item .\rust\src\main.rs</w:t>
+      </w:r>
     </w:p>
     <w:p>
       <w:pPr>
         <w:pStyle w:val="CommandBlock"/>
+      </w:pPr>
+      <w:r>
+        <w:t>forge init .\solidity --empty --no-git --offline</w:t>
+      </w:r>
+    </w:p>
+    <w:p>
+      <w:pPr>
+        <w:keepNext/>
+      </w:pPr>
+    </w:p>
+    <w:p>
+      <w:r>
+        <w:t>Then replace the foundry.toml that forge init wrote with this lesson's settings. notepad .\solidity\foundry.toml opens it: select everything with Ctrl+A, type the file below in its place, save it with Ctrl+S, and close Notepad.</w:t>
+      </w:r>
+    </w:p>
+    <w:p>
+      <w:pPr>
+        <w:keepNext/>
+      </w:pPr>
+    </w:p>
+    <w:p>
+      <w:pPr>
+        <w:pStyle w:val="Heading3"/>
+      </w:pPr>
+      <w:r>
+        <w:t>solidity/foundry.toml</w:t>
+      </w:r>
+    </w:p>
+    <w:p>
+      <w:pPr>
+        <w:pStyle w:val="SourceCode"/>
+        <w:keepNext/>
+      </w:pPr>
+      <w:r>
+        <w:t>[profile.default]</w:t>
+      </w:r>
+    </w:p>
+    <w:p>
+      <w:pPr>
+        <w:pStyle w:val="SourceCode"/>
+        <w:keepNext/>
+      </w:pPr>
+      <w:r>
+        <w:t># The scripts in script/ are the only Solidity sources in this project.</w:t>
+      </w:r>
+    </w:p>
+    <w:p>
+      <w:pPr>
+        <w:pStyle w:val="SourceCode"/>
+        <w:keepNext/>
+      </w:pPr>
+      <w:r>
+        <w:t>src = "script"</w:t>
+      </w:r>
+    </w:p>
+    <w:p>
+      <w:pPr>
+        <w:pStyle w:val="SourceCode"/>
+        <w:keepNext/>
+      </w:pPr>
+      <w:r>
+        <w:t># forge install puts forge-std in lib/.</w:t>
+      </w:r>
+    </w:p>
+    <w:p>
+      <w:pPr>
+        <w:pStyle w:val="SourceCode"/>
+        <w:keepNext/>
+      </w:pPr>
+      <w:r>
+        <w:t>libs = ["lib"]</w:t>
+      </w:r>
+    </w:p>
+    <w:p>
+      <w:pPr>
+        <w:pStyle w:val="SourceCode"/>
+        <w:keepNext/>
+      </w:pPr>
+      <w:r>
+        <w:t># via_ir uses the compiler's newer code generator, which lets run() hold</w:t>
+      </w:r>
+    </w:p>
+    <w:p>
+      <w:pPr>
+        <w:pStyle w:val="SourceCode"/>
+        <w:keepNext/>
+      </w:pPr>
+      <w:r>
+        <w:t># more local variables than the older one allows (it would stop with</w:t>
+      </w:r>
+    </w:p>
+    <w:p>
+      <w:pPr>
+        <w:pStyle w:val="SourceCode"/>
+        <w:keepNext/>
+      </w:pPr>
+      <w:r>
+        <w:t># Stack too deep).</w:t>
+      </w:r>
+    </w:p>
+    <w:p>
+      <w:pPr>
+        <w:pStyle w:val="SourceCode"/>
+      </w:pPr>
+      <w:r>
+        <w:t>via_ir = true</w:t>
+      </w:r>
+    </w:p>
+    <w:p>
+      <w:pPr>
+        <w:keepNext/>
+      </w:pPr>
+    </w:p>
+    <w:p>
+      <w:pPr>
+        <w:keepNext/>
+      </w:pPr>
+      <w:r>
+        <w:t>Then install forge-std, Foundry's standard library, into the Solidity project.</w:t>
+      </w:r>
+    </w:p>
+    <w:p>
+      <w:pPr>
+        <w:keepNext/>
+      </w:pPr>
+    </w:p>
+    <w:p>
+      <w:pPr>
+        <w:pStyle w:val="CommandBlock"/>
         <w:keepNext/>
       </w:pPr>
       <w:r>
@@ -764,6 +896,16 @@
       </w:pPr>
     </w:p>
     <w:p>
+      <w:r>
+        <w:t>You save each source file in its language's section below, as each is shown. As in Chapter 1, notepad .\rust\src\bin\basic_variables.rs creates and opens one: choose Yes, type the file, save it with Ctrl+S, and close Notepad. Linux Assembly runs in WSL.</w:t>
+      </w:r>
+    </w:p>
+    <w:p>
+      <w:pPr>
+        <w:keepNext/>
+      </w:pPr>
+    </w:p>
+    <w:p>
       <w:pPr>
         <w:keepNext/>
       </w:pPr>
@@ -828,41 +970,76 @@
     <w:p>
       <w:pPr>
         <w:pStyle w:val="CommandBlock"/>
-        <w:keepNext/>
-      </w:pPr>
-      <w:r>
-        <w:t>mkdir -p "$HOME/spa/lesson-2.1-extended/solidity/script"</w:t>
-      </w:r>
+      </w:pPr>
+      <w:r>
+        <w:t>cd "$HOME/spa/lesson-2.1-extended"</w:t>
+      </w:r>
+    </w:p>
+    <w:p>
+      <w:pPr>
+        <w:keepNext/>
+      </w:pPr>
+    </w:p>
+    <w:p>
+      <w:pPr>
+        <w:keepNext/>
+      </w:pPr>
+      <w:r>
+        <w:t>Then create the Rust and Solidity projects with the same commands as on Windows; rm deletes the starter main.rs.</w:t>
+      </w:r>
+    </w:p>
+    <w:p>
+      <w:pPr>
+        <w:keepNext/>
+      </w:pPr>
     </w:p>
     <w:p>
       <w:pPr>
         <w:pStyle w:val="CommandBlock"/>
-      </w:pPr>
-      <w:r>
-        <w:t>cd "$HOME/spa/lesson-2.1-extended"</w:t>
-      </w:r>
-    </w:p>
-    <w:p>
-      <w:pPr>
-        <w:keepNext/>
-      </w:pPr>
-    </w:p>
-    <w:p>
-      <w:pPr>
-        <w:keepNext/>
-      </w:pPr>
-      <w:r>
-        <w:t>Save each file from this lesson into the matching path in the project layout. As in Chapter 1, nano ./rust/Cargo.toml creates and opens one: type the file, then save and close it with Ctrl+O, Enter, then Ctrl+X. Then install forge-std. The Assembly programs run only on Windows and in Linux (WSL), so on macOS build only the Rust, Erlang, and Solidity programs.</w:t>
-      </w:r>
-    </w:p>
-    <w:p>
-      <w:pPr>
-        <w:keepNext/>
-      </w:pPr>
+        <w:keepNext/>
+      </w:pPr>
+      <w:r>
+        <w:t>cargo init ./rust --name variables --vcs none</w:t>
+      </w:r>
     </w:p>
     <w:p>
       <w:pPr>
         <w:pStyle w:val="CommandBlock"/>
+        <w:keepNext/>
+      </w:pPr>
+      <w:r>
+        <w:t>rm ./rust/src/main.rs</w:t>
+      </w:r>
+    </w:p>
+    <w:p>
+      <w:pPr>
+        <w:pStyle w:val="CommandBlock"/>
+      </w:pPr>
+      <w:r>
+        <w:t>forge init ./solidity --empty --no-git --offline</w:t>
+      </w:r>
+    </w:p>
+    <w:p>
+      <w:pPr>
+        <w:keepNext/>
+      </w:pPr>
+    </w:p>
+    <w:p>
+      <w:pPr>
+        <w:keepNext/>
+      </w:pPr>
+      <w:r>
+        <w:t>Replace solidity/foundry.toml with the file shown in the Windows setup; nano ./solidity/foundry.toml opens it. Then install forge-std.</w:t>
+      </w:r>
+    </w:p>
+    <w:p>
+      <w:pPr>
+        <w:keepNext/>
+      </w:pPr>
+    </w:p>
+    <w:p>
+      <w:pPr>
+        <w:pStyle w:val="CommandBlock"/>
       </w:pPr>
       <w:r>
         <w:t>(cd ./solidity &amp;&amp; forge install foundry-rs/forge-std@v1.16.2 --no-git)</w:t>
@@ -874,6 +1051,16 @@
       </w:pPr>
     </w:p>
     <w:p>
+      <w:r>
+        <w:t>You save each source file in its language's section below, as each is shown. As in Chapter 1, nano ./rust/src/bin/basic_variables.rs creates and opens one: type the file, then save and close it with Ctrl+O, Enter, then Ctrl+X. The Assembly programs run only on Windows and in Linux (WSL), so on macOS build only the Rust, Erlang, and Solidity programs.</w:t>
+      </w:r>
+    </w:p>
+    <w:p>
+      <w:pPr>
+        <w:keepNext/>
+      </w:pPr>
+    </w:p>
+    <w:p>
       <w:pPr>
         <w:keepNext/>
       </w:pPr>
@@ -16986,6 +17173,11 @@
       </w:r>
     </w:p>
     <w:p>
+      <w:r>
+        <w:t>This is the Cargo.toml that cargo init wrote, shown here so you can check yours. The [package] lines match; yours also ends with an empty [dependencies] heading, and the lines that start with # are notes for you, not something cargo writes.</w:t>
+      </w:r>
+    </w:p>
+    <w:p>
       <w:pPr>
         <w:keepNext/>
       </w:pPr>
@@ -17060,104 +17252,6 @@
       </w:pPr>
       <w:r>
         <w:t># basic_variables and variables.</w:t>
-      </w:r>
-    </w:p>
-    <w:p>
-      <w:pPr>
-        <w:keepNext/>
-      </w:pPr>
-    </w:p>
-    <w:p>
-      <w:pPr>
-        <w:keepNext/>
-      </w:pPr>
-    </w:p>
-    <w:p>
-      <w:pPr>
-        <w:pStyle w:val="Heading2"/>
-      </w:pPr>
-      <w:r>
-        <w:t>solidity/foundry.toml</w:t>
-      </w:r>
-    </w:p>
-    <w:p>
-      <w:pPr>
-        <w:pStyle w:val="SourceCode"/>
-        <w:keepNext/>
-      </w:pPr>
-      <w:r>
-        <w:t>[profile.default]</w:t>
-      </w:r>
-    </w:p>
-    <w:p>
-      <w:pPr>
-        <w:pStyle w:val="SourceCode"/>
-        <w:keepNext/>
-      </w:pPr>
-      <w:r>
-        <w:t># The scripts in script/ are the only Solidity sources in this project.</w:t>
-      </w:r>
-    </w:p>
-    <w:p>
-      <w:pPr>
-        <w:pStyle w:val="SourceCode"/>
-        <w:keepNext/>
-      </w:pPr>
-      <w:r>
-        <w:t>src = "script"</w:t>
-      </w:r>
-    </w:p>
-    <w:p>
-      <w:pPr>
-        <w:pStyle w:val="SourceCode"/>
-        <w:keepNext/>
-      </w:pPr>
-      <w:r>
-        <w:t># forge install puts forge-std in lib/.</w:t>
-      </w:r>
-    </w:p>
-    <w:p>
-      <w:pPr>
-        <w:pStyle w:val="SourceCode"/>
-        <w:keepNext/>
-      </w:pPr>
-      <w:r>
-        <w:t>libs = ["lib"]</w:t>
-      </w:r>
-    </w:p>
-    <w:p>
-      <w:pPr>
-        <w:pStyle w:val="SourceCode"/>
-        <w:keepNext/>
-      </w:pPr>
-      <w:r>
-        <w:t># via_ir uses the compiler's newer code generator, which lets run() hold</w:t>
-      </w:r>
-    </w:p>
-    <w:p>
-      <w:pPr>
-        <w:pStyle w:val="SourceCode"/>
-        <w:keepNext/>
-      </w:pPr>
-      <w:r>
-        <w:t># more local variables than the older one allows (it would stop with</w:t>
-      </w:r>
-    </w:p>
-    <w:p>
-      <w:pPr>
-        <w:pStyle w:val="SourceCode"/>
-        <w:keepNext/>
-      </w:pPr>
-      <w:r>
-        <w:t># Stack too deep).</w:t>
-      </w:r>
-    </w:p>
-    <w:p>
-      <w:pPr>
-        <w:pStyle w:val="SourceCode"/>
-      </w:pPr>
-      <w:r>
-        <w:t>via_ir = true</w:t>
       </w:r>
     </w:p>
     <w:p>
@@ -18822,31 +18916,31 @@
       </w:rPr>
     </w:lvl>
   </w:abstractNum>
-  <w:num w:numId="1" w16cid:durableId="1856068946">
+  <w:num w:numId="1" w16cid:durableId="1439831611">
     <w:abstractNumId w:val="8"/>
   </w:num>
-  <w:num w:numId="2" w16cid:durableId="1119958969">
+  <w:num w:numId="2" w16cid:durableId="770515360">
     <w:abstractNumId w:val="6"/>
   </w:num>
-  <w:num w:numId="3" w16cid:durableId="903023814">
+  <w:num w:numId="3" w16cid:durableId="372535020">
     <w:abstractNumId w:val="5"/>
   </w:num>
-  <w:num w:numId="4" w16cid:durableId="2073120412">
+  <w:num w:numId="4" w16cid:durableId="1779176045">
     <w:abstractNumId w:val="4"/>
   </w:num>
-  <w:num w:numId="5" w16cid:durableId="1905680411">
+  <w:num w:numId="5" w16cid:durableId="633295545">
     <w:abstractNumId w:val="7"/>
   </w:num>
-  <w:num w:numId="6" w16cid:durableId="176816808">
+  <w:num w:numId="6" w16cid:durableId="1280332141">
     <w:abstractNumId w:val="3"/>
   </w:num>
-  <w:num w:numId="7" w16cid:durableId="2087534197">
+  <w:num w:numId="7" w16cid:durableId="1253277538">
     <w:abstractNumId w:val="2"/>
   </w:num>
-  <w:num w:numId="8" w16cid:durableId="1489053078">
+  <w:num w:numId="8" w16cid:durableId="1465613036">
     <w:abstractNumId w:val="1"/>
   </w:num>
-  <w:num w:numId="9" w16cid:durableId="1416900399">
+  <w:num w:numId="9" w16cid:durableId="1132795029">
     <w:abstractNumId w:val="0"/>
   </w:num>
 </w:numbering>

--- a/Volume 1/Chapter 02 - Language Fundamentals/SPA_Vol1_Ch2_Lesson2_1a_EXTENDED_Variables.docx
+++ b/Volume 1/Chapter 02 - Language Fundamentals/SPA_Vol1_Ch2_Lesson2_1a_EXTENDED_Variables.docx
@@ -706,10 +706,7 @@
         <w:keepNext/>
       </w:pPr>
       <w:r>
-        <w:t xml:space="preserve">Next, let the tools create the Rust and Solidity projects. Remember, cargo init makes the .\rust folder a Rust project: it writes Cargo.toml, which names the project, its version, and its edition, and a starter src\main.rs. --name names the project, and --vcs none skips a separate Git repository. This lesson's programs are the files in src\bin, each its own program, so Remove-Item deletes the starter main.rs. forge init makes the Foundry project, as in Chapter 1, with --offline and --no-git. --empty leaves </w:t>
-      </w:r>
-      <w:r>
-        <w:t>out the Counter example files, so .\solidity gets only a foundry.toml, a README.md, and empty src, test, and script folders. forge init stops if its folder already holds files, which is why the folder commands above leave .\solidity to it.</w:t>
+        <w:t>Next, let the tools create the Rust and Solidity projects. Remember, cargo init makes the .\rust folder a Rust project: it writes Cargo.toml, which names the project, its version, and its edition, and a starter src\main.rs. --name names the project, and --vcs none skips a separate Git repository. This lesson's programs are the files in src\bin, each its own program, so Remove-Item deletes the starter main.rs. forge init makes the Foundry project, as in Chapter 1, with --offline and --no-git. --empty leaves out the Counter example files, so .\solidity gets only a foundry.toml, a README.md, and empty src, test, and script folders. forge init stops if its folder already holds files, which is why the folder commands above leave .\solidity to it.</w:t>
       </w:r>
     </w:p>
     <w:p>
@@ -17754,13 +17751,7 @@
     </w:p>
     <w:p>
       <w:r>
-        <w:t>Add a connection timeout to each Production-Minded program. Store 30 in a changing value named for its unit (connection_timeout_seconds in Assembly and Rust, InitialConnectionTimeoutSeconds in Erlang, connectionTimeoutSeconds in Solidity). Print it as the last line of the Initial Configuration, change it to 60 together with the other changes (in Erlang, bind UpdatedConnectionTimeoutSeconds), and print it as the last line of the Updated Configuration. Finally, at the end of the Arithmetic and Conversion part</w:t>
-      </w:r>
-      <w:r>
-        <w:t xml:space="preserve">, multiply the updated timeout by 1000 and print it as Timeout Milliseconds: 60000 (in Assembly, imul the value and add a printf format; in Erlang, bind UpdatedConnectionTimeoutMilliseconds). Then convert the updated timeout to text, join it with "s", and print it as Timeout Label: 60s (Assembly prints it with a %ds printf format, as C does; Rust uses to_string and +, Erlang integer_to_list and ++, and Solidity vm.toString and string.concat). The output must match the Required Exercise Output below exactly </w:t>
-      </w:r>
-      <w:r>
-        <w:t>(Assembly still prints 0 and 1 for Maintenance Mode). In Assembly, add a printf format for the new line to the read-only section and the 4-byte value to the data section.</w:t>
+        <w:t>Add a connection timeout to each Production-Minded program. Store 30 in a changing value named for its unit (connection_timeout_seconds in Assembly and Rust, InitialConnectionTimeoutSeconds in Erlang, connectionTimeoutSeconds in Solidity). Print it as the last line of the Initial Configuration, change it to 60 together with the other changes (in Erlang, bind UpdatedConnectionTimeoutSeconds), and print it as the last line of the Updated Configuration. Finally, at the end of the Arithmetic and Conversion part, multiply the updated timeout by 1000 and print it as Timeout Milliseconds: 60000 (in Assembly, imul the value and add a printf format; in Erlang, bind UpdatedConnectionTimeoutMilliseconds). Then convert the updated timeout to text, join it with "s", and print it as Timeout Label: 60s (Assembly prints it with a %ds printf format, as C does; Rust uses to_string and +, Erlang integer_to_list and ++, and Solidity vm.toString and string.concat). The output must match the Required Exercise Output below exactly (Assembly still prints 0 and 1 for Maintenance Mode). In Assembly, add a printf format for the new line to the read-only section and the 4-byte value to the data section.</w:t>
       </w:r>
     </w:p>
     <w:p>
@@ -18727,10 +18718,7 @@
     </w:p>
     <w:p>
       <w:r>
-        <w:t>Every language stores values under names, but they differ in how much they let those values change. Assembly lets you overwrite any memory, Rust asks you to mark changes with mut, Erlang forbids changes entirely, and Solidity makes you pick representations for values it has no type for. Their arithmetic differs the same way: Assembly divides one instruction at a time, Rust never mixes whole and decimal numbers, Erlang's / always gives a decimal, and Solidity has only whole numbers. Lesson 2.2a continues wit</w:t>
-      </w:r>
-      <w:r>
-        <w:t>h functions in these four languages.</w:t>
+        <w:t>Every language stores values under names, but they differ in how much they let those values change. Assembly lets you overwrite any memory, Rust asks you to mark changes with mut, Erlang forbids changes entirely, and Solidity makes you pick representations for values it has no type for. Their arithmetic differs the same way: Assembly divides one instruction at a time, Rust never mixes whole and decimal numbers, Erlang's / always gives a decimal, and Solidity has only whole numbers. Lesson 2.2a continues with functions in these four languages.</w:t>
       </w:r>
     </w:p>
     <w:sectPr>

--- a/Volume 1/Chapter 02 - Language Fundamentals/SPA_Vol1_Ch2_Lesson2_1a_EXTENDED_Variables.docx
+++ b/Volume 1/Chapter 02 - Language Fundamentals/SPA_Vol1_Ch2_Lesson2_1a_EXTENDED_Variables.docx
@@ -706,7 +706,10 @@
         <w:keepNext/>
       </w:pPr>
       <w:r>
-        <w:t>Next, let the tools create the Rust and Solidity projects. Remember, cargo init makes the .\rust folder a Rust project: it writes Cargo.toml, which names the project, its version, and its edition, and a starter src\main.rs. --name names the project, and --vcs none skips a separate Git repository. This lesson's programs are the files in src\bin, each its own program, so Remove-Item deletes the starter main.rs. forge init makes the Foundry project, as in Chapter 1, with --offline and --no-git. --empty leaves out the Counter example files, so .\solidity gets only a foundry.toml, a README.md, and empty src, test, and script folders. forge init stops if its folder already holds files, which is why the folder commands above leave .\solidity to it.</w:t>
+        <w:t xml:space="preserve">Next, let the tools create the Rust and Solidity projects. Remember, cargo init makes the .\rust folder a Rust project: it writes Cargo.toml, which names the project, its version, and its edition, and a starter src\main.rs. --name names the project, and --vcs none skips a separate Git repository. This lesson's programs are the files in src\bin, each its own program, so Remove-Item deletes the starter main.rs. forge init makes the Foundry project, as in Chapter 1, with --offline and --no-git. --empty leaves </w:t>
+      </w:r>
+      <w:r>
+        <w:t>out the Counter example files, so .\solidity gets only a foundry.toml, a README.md, and empty src, test, and script folders. forge init stops if its folder already holds files, which is why the folder commands above leave .\solidity to it.</w:t>
       </w:r>
     </w:p>
     <w:p>
@@ -769,6 +772,15 @@
         <w:keepNext/>
       </w:pPr>
       <w:r>
+        <w:t># The settings under [profile.default] apply to every forge command.</w:t>
+      </w:r>
+    </w:p>
+    <w:p>
+      <w:pPr>
+        <w:pStyle w:val="SourceCode"/>
+        <w:keepNext/>
+      </w:pPr>
+      <w:r>
         <w:t>[profile.default]</w:t>
       </w:r>
     </w:p>
@@ -1831,7 +1843,7 @@
         <w:pStyle w:val="SourceCode"/>
       </w:pPr>
       <w:r>
-        <w:t xml:space="preserve">    ; mov copies a value. For the constant, the assembler writes 8443 here.</w:t>
+        <w:t xml:space="preserve">    ; mov copies 8443 into edx, the lower 4 bytes of rdx (as eax is of rax).</w:t>
       </w:r>
     </w:p>
     <w:p>
@@ -1979,23 +1991,23 @@
         <w:pStyle w:val="SourceCode"/>
       </w:pPr>
       <w:r>
-        <w:t xml:space="preserve">    ; Decimal numbers travel in the xmm registers. movsd loads the double.</w:t>
-      </w:r>
-    </w:p>
-    <w:p>
-      <w:pPr>
-        <w:pStyle w:val="SourceCode"/>
-      </w:pPr>
-      <w:r>
-        <w:t xml:space="preserve">    ; Windows also wants the same bits in rdx for printf, so movq copies</w:t>
-      </w:r>
-    </w:p>
-    <w:p>
-      <w:pPr>
-        <w:pStyle w:val="SourceCode"/>
-      </w:pPr>
-      <w:r>
-        <w:t xml:space="preserve">    ; them there.</w:t>
+        <w:t xml:space="preserve">    ; Decimal numbers travel in the xmm registers: the second value goes in</w:t>
+      </w:r>
+    </w:p>
+    <w:p>
+      <w:pPr>
+        <w:pStyle w:val="SourceCode"/>
+      </w:pPr>
+      <w:r>
+        <w:t xml:space="preserve">    ; xmm1, and movsd loads the double there. printf also wants the same</w:t>
+      </w:r>
+    </w:p>
+    <w:p>
+      <w:pPr>
+        <w:pStyle w:val="SourceCode"/>
+      </w:pPr>
+      <w:r>
+        <w:t xml:space="preserve">    ; bits in rdx on Windows, so movq copies them there.</w:t>
       </w:r>
     </w:p>
     <w:p>
@@ -2858,15 +2870,15 @@
         <w:pStyle w:val="SourceCode"/>
       </w:pPr>
       <w:r>
-        <w:t xml:space="preserve">    ; gives 0); Lesson 2.11a uses strtol, which can. add eax, 1 adds 1,</w:t>
-      </w:r>
-    </w:p>
-    <w:p>
-      <w:pPr>
-        <w:pStyle w:val="SourceCode"/>
-      </w:pPr>
-      <w:r>
-        <w:t xml:space="preserve">    ; which proves the result is a number.</w:t>
+        <w:t xml:space="preserve">    ; gives 0); strtol can (Volume 1, Chapter 2, Lesson 2.11a: Error</w:t>
+      </w:r>
+    </w:p>
+    <w:p>
+      <w:pPr>
+        <w:pStyle w:val="SourceCode"/>
+      </w:pPr>
+      <w:r>
+        <w:t xml:space="preserve">    ; Handling EXTENDED). add eax, 1 adds 1: the result is a number.</w:t>
       </w:r>
     </w:p>
     <w:p>
@@ -2935,7 +2947,7 @@
         <w:pStyle w:val="SourceCode"/>
       </w:pPr>
       <w:r>
-        <w:t xml:space="preserve">    ; goes in r8 on Windows.</w:t>
+        <w:t xml:space="preserve">    ; goes in r8 on Windows; r8d is its lower 4 bytes, as edx is of rdx.</w:t>
       </w:r>
     </w:p>
     <w:p>
@@ -3830,7 +3842,7 @@
         <w:pStyle w:val="SourceCode"/>
       </w:pPr>
       <w:r>
-        <w:t xml:space="preserve">    ; mov copies a value. For the constant, the assembler writes 8443 here.</w:t>
+        <w:t xml:space="preserve">    ; mov copies 8443 into esi, the lower 4 bytes of rsi (as eax is of rax).</w:t>
       </w:r>
     </w:p>
     <w:p>
@@ -4985,15 +4997,15 @@
         <w:pStyle w:val="SourceCode"/>
       </w:pPr>
       <w:r>
-        <w:t xml:space="preserve">    ; gives 0); Lesson 2.11a uses strtol, which can. add eax, 1 adds 1,</w:t>
-      </w:r>
-    </w:p>
-    <w:p>
-      <w:pPr>
-        <w:pStyle w:val="SourceCode"/>
-      </w:pPr>
-      <w:r>
-        <w:t xml:space="preserve">    ; which proves the result is a number.</w:t>
+        <w:t xml:space="preserve">    ; gives 0); strtol can (Volume 1, Chapter 2, Lesson 2.11a: Error</w:t>
+      </w:r>
+    </w:p>
+    <w:p>
+      <w:pPr>
+        <w:pStyle w:val="SourceCode"/>
+      </w:pPr>
+      <w:r>
+        <w:t xml:space="preserve">    ; Handling EXTENDED). add eax, 1 adds 1: the result is a number.</w:t>
       </w:r>
     </w:p>
     <w:p>
@@ -5070,7 +5082,7 @@
         <w:pStyle w:val="SourceCode"/>
       </w:pPr>
       <w:r>
-        <w:t xml:space="preserve">    ; goes in rdx on Linux.</w:t>
+        <w:t xml:space="preserve">    ; goes in rdx on Linux; edx is its lower 4 bytes, as esi is of rsi.</w:t>
       </w:r>
     </w:p>
     <w:p>
@@ -6877,7 +6889,7 @@
         <w:pStyle w:val="SourceCode"/>
       </w:pPr>
       <w:r>
-        <w:t xml:space="preserve">    ; atoi converts the text; Lesson 2.11a checks for bad text.</w:t>
+        <w:t xml:space="preserve">    ; atoi converts the text to a whole number; bad text would give 0.</w:t>
       </w:r>
     </w:p>
     <w:p>
@@ -8492,7 +8504,7 @@
         <w:pStyle w:val="SourceCode"/>
       </w:pPr>
       <w:r>
-        <w:t xml:space="preserve">    ; atoi converts the text; Lesson 2.11a checks for bad text.</w:t>
+        <w:t xml:space="preserve">    ; atoi converts the text to a whole number; bad text would give 0.</w:t>
       </w:r>
     </w:p>
     <w:p>
@@ -9258,15 +9270,15 @@
         <w:pStyle w:val="SourceCode"/>
       </w:pPr>
       <w:r>
-        <w:t>// of the line. Comments explain the code to the people who read it.</w:t>
-      </w:r>
-    </w:p>
-    <w:p>
-      <w:pPr>
-        <w:pStyle w:val="SourceCode"/>
-      </w:pPr>
-      <w:r>
-        <w:t>// (Three slashes start a documentation comment, which Lesson 2.2a uses.)</w:t>
+        <w:t>// of the line. Comments explain the code to people. (/// starts a</w:t>
+      </w:r>
+    </w:p>
+    <w:p>
+      <w:pPr>
+        <w:pStyle w:val="SourceCode"/>
+      </w:pPr>
+      <w:r>
+        <w:t>// documentation comment: Volume 1, Chapter 2, Lesson 2.2a: Functions EXTENDED.)</w:t>
       </w:r>
     </w:p>
     <w:p>
@@ -9440,39 +9452,39 @@
         <w:pStyle w:val="SourceCode"/>
       </w:pPr>
       <w:r>
-        <w:t xml:space="preserve">    // 2,147,483,647. Going past that (overflow) stops a debug build, the</w:t>
-      </w:r>
-    </w:p>
-    <w:p>
-      <w:pPr>
-        <w:pStyle w:val="SourceCode"/>
-      </w:pPr>
-      <w:r>
-        <w:t xml:space="preserve">    // kind cargo build makes, with "attempt to add with overflow"; a</w:t>
-      </w:r>
-    </w:p>
-    <w:p>
-      <w:pPr>
-        <w:pStyle w:val="SourceCode"/>
-      </w:pPr>
-      <w:r>
-        <w:t xml:space="preserve">    // cargo build --release program wraps around to a wrong value</w:t>
-      </w:r>
-    </w:p>
-    <w:p>
-      <w:pPr>
-        <w:pStyle w:val="SourceCode"/>
-      </w:pPr>
-      <w:r>
-        <w:t xml:space="preserve">    // silently. Decimals (f64) are stored</w:t>
-      </w:r>
-    </w:p>
-    <w:p>
-      <w:pPr>
-        <w:pStyle w:val="SourceCode"/>
-      </w:pPr>
-      <w:r>
-        <w:t xml:space="preserve">    // approximately, so 0.1 + 0.2 is not exactly 0.3.</w:t>
+        <w:t xml:space="preserve">    // 2,147,483,647. Going past that (overflow) stops a program built by</w:t>
+      </w:r>
+    </w:p>
+    <w:p>
+      <w:pPr>
+        <w:pStyle w:val="SourceCode"/>
+      </w:pPr>
+      <w:r>
+        <w:t xml:space="preserve">    // cargo build (a debug build) with "attempt to add with overflow"; a</w:t>
+      </w:r>
+    </w:p>
+    <w:p>
+      <w:pPr>
+        <w:pStyle w:val="SourceCode"/>
+      </w:pPr>
+      <w:r>
+        <w:t xml:space="preserve">    // program built by cargo build --release wraps around to a wrong value</w:t>
+      </w:r>
+    </w:p>
+    <w:p>
+      <w:pPr>
+        <w:pStyle w:val="SourceCode"/>
+      </w:pPr>
+      <w:r>
+        <w:t xml:space="preserve">    // silently. Decimals (f64) are stored approximately, so 0.1 + 0.2 is</w:t>
+      </w:r>
+    </w:p>
+    <w:p>
+      <w:pPr>
+        <w:pStyle w:val="SourceCode"/>
+      </w:pPr>
+      <w:r>
+        <w:t xml:space="preserve">    // not exactly 0.3.</w:t>
       </w:r>
     </w:p>
     <w:p>
@@ -9854,23 +9866,23 @@
         <w:pStyle w:val="SourceCode"/>
       </w:pPr>
       <w:r>
-        <w:t xml:space="preserve">    // the whole number 1030 into the decimal 1030.0. Rust never mixes</w:t>
-      </w:r>
-    </w:p>
-    <w:p>
-      <w:pPr>
-        <w:pStyle w:val="SourceCode"/>
-      </w:pPr>
-      <w:r>
-        <w:t xml:space="preserve">    // whole and decimal numbers in one calculation, so both sides are</w:t>
-      </w:r>
-    </w:p>
-    <w:p>
-      <w:pPr>
-        <w:pStyle w:val="SourceCode"/>
-      </w:pPr>
-      <w:r>
-        <w:t xml:space="preserve">    // converted, and the answer keeps its .5.</w:t>
+        <w:t xml:space="preserve">    // 1030 into the decimal 1030.0. Rust never mixes whole and decimal</w:t>
+      </w:r>
+    </w:p>
+    <w:p>
+      <w:pPr>
+        <w:pStyle w:val="SourceCode"/>
+      </w:pPr>
+      <w:r>
+        <w:t xml:space="preserve">    // numbers, so both sides are converted and the answer keeps its .5. A</w:t>
+      </w:r>
+    </w:p>
+    <w:p>
+      <w:pPr>
+        <w:pStyle w:val="SourceCode"/>
+      </w:pPr>
+      <w:r>
+        <w:t xml:space="preserve">    // long statement may continue on the next line: it ends at its ;.</w:t>
       </w:r>
     </w:p>
     <w:p>
@@ -9981,15 +9993,15 @@
         <w:pStyle w:val="SourceCode"/>
       </w:pPr>
       <w:r>
-        <w:t xml:space="preserve">    // program if it failed; Lesson 2.11a handles that properly. Adding 1</w:t>
-      </w:r>
-    </w:p>
-    <w:p>
-      <w:pPr>
-        <w:pStyle w:val="SourceCode"/>
-      </w:pPr>
-      <w:r>
-        <w:t xml:space="preserve">    // proves the result is a number.</w:t>
+        <w:t xml:space="preserve">    // program if it failed (Volume 1, Chapter 2, Lesson 2.11a: Error</w:t>
+      </w:r>
+    </w:p>
+    <w:p>
+      <w:pPr>
+        <w:pStyle w:val="SourceCode"/>
+      </w:pPr>
+      <w:r>
+        <w:t xml:space="preserve">    // Handling EXTENDED handles it properly). Adding 1 proves it is a number.</w:t>
       </w:r>
     </w:p>
     <w:p>
@@ -11073,7 +11085,7 @@
         <w:pStyle w:val="SourceCode"/>
       </w:pPr>
       <w:r>
-        <w:t xml:space="preserve">    // program for bad text, which Lesson 2.11a handles properly.</w:t>
+        <w:t xml:space="preserve">    // program for bad text, as in the Basic program.</w:t>
       </w:r>
     </w:p>
     <w:p>
@@ -11097,15 +11109,15 @@
         <w:pStyle w:val="SourceCode"/>
       </w:pPr>
       <w:r>
-        <w:t xml:space="preserve">    // to_string converts the port to text, a String: text the program</w:t>
-      </w:r>
-    </w:p>
-    <w:p>
-      <w:pPr>
-        <w:pStyle w:val="SourceCode"/>
-      </w:pPr>
-      <w:r>
-        <w:t xml:space="preserve">    // builds and owns (Lesson 2.6a compares it with &amp;str).</w:t>
+        <w:t xml:space="preserve">    // to_string converts the port to a String, text the program owns.</w:t>
+      </w:r>
+    </w:p>
+    <w:p>
+      <w:pPr>
+        <w:pStyle w:val="SourceCode"/>
+      </w:pPr>
+      <w:r>
+        <w:t xml:space="preserve">    // Volume 1, Chapter 2, Lesson 2.6a: Strings EXTENDED compares it to &amp;str.</w:t>
       </w:r>
     </w:p>
     <w:p>
@@ -11915,15 +11927,15 @@
         <w:pStyle w:val="SourceCode"/>
       </w:pPr>
       <w:r>
-        <w:t>%% main() -&gt; starts the function. Each step ends with a comma, and the</w:t>
-      </w:r>
-    </w:p>
-    <w:p>
-      <w:pPr>
-        <w:pStyle w:val="SourceCode"/>
-      </w:pPr>
-      <w:r>
-        <w:t>%% last step ends with a period.</w:t>
+        <w:t>%% main() -&gt; starts the function. Each step ends with a comma, the last</w:t>
+      </w:r>
+    </w:p>
+    <w:p>
+      <w:pPr>
+        <w:pStyle w:val="SourceCode"/>
+      </w:pPr>
+      <w:r>
+        <w:t>%% with a period, so a long step may continue on the next line.</w:t>
       </w:r>
     </w:p>
     <w:p>
@@ -12506,15 +12518,15 @@
         <w:pStyle w:val="SourceCode"/>
       </w:pPr>
       <w:r>
-        <w:t xml:space="preserve">    %% the program; Lesson 2.11a handles that). Adding 1 proves the</w:t>
-      </w:r>
-    </w:p>
-    <w:p>
-      <w:pPr>
-        <w:pStyle w:val="SourceCode"/>
-      </w:pPr>
-      <w:r>
-        <w:t xml:space="preserve">    %% result is a number.</w:t>
+        <w:t xml:space="preserve">    %% the program; Volume 1, Chapter 2, Lesson 2.11a: Error Handling</w:t>
+      </w:r>
+    </w:p>
+    <w:p>
+      <w:pPr>
+        <w:pStyle w:val="SourceCode"/>
+      </w:pPr>
+      <w:r>
+        <w:t xml:space="preserve">    %% EXTENDED handles that). Adding 1 proves the result is a number.</w:t>
       </w:r>
     </w:p>
     <w:p>
@@ -13566,7 +13578,7 @@
         <w:pStyle w:val="SourceCode"/>
       </w:pPr>
       <w:r>
-        <w:t xml:space="preserve">    %% list_to_integer converts text; Lesson 2.11a handles bad text.</w:t>
+        <w:t xml:space="preserve">    %% list_to_integer converts text; text that is not a number stops it.</w:t>
       </w:r>
     </w:p>
     <w:p>
@@ -14336,7 +14348,7 @@
         <w:pStyle w:val="SourceCode"/>
       </w:pPr>
       <w:r>
-        <w:t>// which Lesson 2.2a uses.)</w:t>
+        <w:t>// used in Volume 1, Chapter 2, Lesson 2.2a: Functions EXTENDED.)</w:t>
       </w:r>
     </w:p>
     <w:p>
@@ -14431,15 +14443,15 @@
         <w:pStyle w:val="SourceCode"/>
       </w:pPr>
       <w:r>
-        <w:t xml:space="preserve">    // forge script calls run(). pure means it reads no stored contract</w:t>
-      </w:r>
-    </w:p>
-    <w:p>
-      <w:pPr>
-        <w:pStyle w:val="SourceCode"/>
-      </w:pPr>
-      <w:r>
-        <w:t xml:space="preserve">    // data.</w:t>
+        <w:t xml:space="preserve">    // Remember, forge script calls run(): public lets forge call it, and</w:t>
+      </w:r>
+    </w:p>
+    <w:p>
+      <w:pPr>
+        <w:pStyle w:val="SourceCode"/>
+      </w:pPr>
+      <w:r>
+        <w:t xml:space="preserve">    // pure means it reads and changes no stored contract data.</w:t>
       </w:r>
     </w:p>
     <w:p>
@@ -14608,23 +14620,23 @@
         <w:pStyle w:val="SourceCode"/>
       </w:pPr>
       <w:r>
-        <w:t xml:space="preserve">        // console.log prints one line; %s and %d are replaced by the</w:t>
-      </w:r>
-    </w:p>
-    <w:p>
-      <w:pPr>
-        <w:pStyle w:val="SourceCode"/>
-      </w:pPr>
-      <w:r>
-        <w:t xml:space="preserve">        // values that follow. / 10 gives the whole part (72) and % 10 the</w:t>
-      </w:r>
-    </w:p>
-    <w:p>
-      <w:pPr>
-        <w:pStyle w:val="SourceCode"/>
-      </w:pPr>
-      <w:r>
-        <w:t xml:space="preserve">        // remainder (5), so %d.%d prints 72.5.</w:t>
+        <w:t xml:space="preserve">        // console.log prints a line; %s and %d take the values after the</w:t>
+      </w:r>
+    </w:p>
+    <w:p>
+      <w:pPr>
+        <w:pStyle w:val="SourceCode"/>
+      </w:pPr>
+      <w:r>
+        <w:t xml:space="preserve">        // text. A statement may span lines: it ends at its ;. / 10 gives</w:t>
+      </w:r>
+    </w:p>
+    <w:p>
+      <w:pPr>
+        <w:pStyle w:val="SourceCode"/>
+      </w:pPr>
+      <w:r>
+        <w:t xml:space="preserve">        // the whole part (72) and % 10 the remainder (5): %d.%d is 72.5.</w:t>
       </w:r>
     </w:p>
     <w:p>
@@ -15152,15 +15164,15 @@
         <w:pStyle w:val="SourceCode"/>
       </w:pPr>
       <w:r>
-        <w:t xml:space="preserve">        // number stops the script; Lesson 2.11a handles that). Adding 1</w:t>
-      </w:r>
-    </w:p>
-    <w:p>
-      <w:pPr>
-        <w:pStyle w:val="SourceCode"/>
-      </w:pPr>
-      <w:r>
-        <w:t xml:space="preserve">        // proves the result is a number.</w:t>
+        <w:t xml:space="preserve">        // number stops the script; Volume 1, Chapter 2, Lesson 2.11a: Error</w:t>
+      </w:r>
+    </w:p>
+    <w:p>
+      <w:pPr>
+        <w:pStyle w:val="SourceCode"/>
+      </w:pPr>
+      <w:r>
+        <w:t xml:space="preserve">        // Handling EXTENDED handles that). Adding 1 proves it is a number.</w:t>
       </w:r>
     </w:p>
     <w:p>
@@ -16425,15 +16437,15 @@
         <w:pStyle w:val="SourceCode"/>
       </w:pPr>
       <w:r>
-        <w:t xml:space="preserve">        // vm.parseUint (Foundry only) converts the text; uint16(...)</w:t>
-      </w:r>
-    </w:p>
-    <w:p>
-      <w:pPr>
-        <w:pStyle w:val="SourceCode"/>
-      </w:pPr>
-      <w:r>
-        <w:t xml:space="preserve">        // narrows it to the port's type. Lesson 2.11a handles bad text.</w:t>
+        <w:t xml:space="preserve">        // vm.parseUint (Foundry only) converts the text; uint16(...) narrows</w:t>
+      </w:r>
+    </w:p>
+    <w:p>
+      <w:pPr>
+        <w:pStyle w:val="SourceCode"/>
+      </w:pPr>
+      <w:r>
+        <w:t xml:space="preserve">        // it to the port's type (a value above 65535 would wrap silently).</w:t>
       </w:r>
     </w:p>
     <w:p>
@@ -17751,7 +17763,13 @@
     </w:p>
     <w:p>
       <w:r>
-        <w:t>Add a connection timeout to each Production-Minded program. Store 30 in a changing value named for its unit (connection_timeout_seconds in Assembly and Rust, InitialConnectionTimeoutSeconds in Erlang, connectionTimeoutSeconds in Solidity). Print it as the last line of the Initial Configuration, change it to 60 together with the other changes (in Erlang, bind UpdatedConnectionTimeoutSeconds), and print it as the last line of the Updated Configuration. Finally, at the end of the Arithmetic and Conversion part, multiply the updated timeout by 1000 and print it as Timeout Milliseconds: 60000 (in Assembly, imul the value and add a printf format; in Erlang, bind UpdatedConnectionTimeoutMilliseconds). Then convert the updated timeout to text, join it with "s", and print it as Timeout Label: 60s (Assembly prints it with a %ds printf format, as C does; Rust uses to_string and +, Erlang integer_to_list and ++, and Solidity vm.toString and string.concat). The output must match the Required Exercise Output below exactly (Assembly still prints 0 and 1 for Maintenance Mode). In Assembly, add a printf format for the new line to the read-only section and the 4-byte value to the data section.</w:t>
+        <w:t>Add a connection timeout to each Production-Minded program. Store 30 in a changing value named for its unit (connection_timeout_seconds in Assembly and Rust, InitialConnectionTimeoutSeconds in Erlang, connectionTimeoutSeconds in Solidity). Print it as the last line of the Initial Configuration, change it to 60 together with the other changes (in Erlang, bind UpdatedConnectionTimeoutSeconds), and print it as the last line of the Updated Configuration. Finally, at the end of the Arithmetic and Conversion part</w:t>
+      </w:r>
+      <w:r>
+        <w:t xml:space="preserve">, multiply the updated timeout by 1000 and print it as Timeout Milliseconds: 60000 (in Assembly, imul the value and add a printf format; in Erlang, bind UpdatedConnectionTimeoutMilliseconds). Then convert the updated timeout to text, join it with "s", and print it as Timeout Label: 60s (Assembly prints it with a %ds printf format, as C does; Rust uses to_string and +, Erlang integer_to_list and ++, and Solidity vm.toString and string.concat). The output must match the Required Exercise Output below exactly </w:t>
+      </w:r>
+      <w:r>
+        <w:t>(Assembly still prints 0 and 1 for Maintenance Mode). In Assembly, add a printf format for the new line to the read-only section and the 4-byte value to the data section.</w:t>
       </w:r>
     </w:p>
     <w:p>
@@ -18718,7 +18736,10 @@
     </w:p>
     <w:p>
       <w:r>
-        <w:t>Every language stores values under names, but they differ in how much they let those values change. Assembly lets you overwrite any memory, Rust asks you to mark changes with mut, Erlang forbids changes entirely, and Solidity makes you pick representations for values it has no type for. Their arithmetic differs the same way: Assembly divides one instruction at a time, Rust never mixes whole and decimal numbers, Erlang's / always gives a decimal, and Solidity has only whole numbers. Lesson 2.2a continues with functions in these four languages.</w:t>
+        <w:t>Every language stores values under names, but they differ in how much they let those values change. Assembly lets you overwrite any memory, Rust asks you to mark changes with mut, Erlang forbids changes entirely, and Solidity makes you pick representations for values it has no type for. Their arithmetic differs the same way: Assembly divides one instruction at a time, Rust never mixes whole and decimal numbers, Erlang's / always gives a decimal, and Solidity has only whole numbers. Lesson 2.2a continues wit</w:t>
+      </w:r>
+      <w:r>
+        <w:t>h functions in these four languages.</w:t>
       </w:r>
     </w:p>
     <w:sectPr>
@@ -18904,31 +18925,31 @@
       </w:rPr>
     </w:lvl>
   </w:abstractNum>
-  <w:num w:numId="1" w16cid:durableId="1439831611">
+  <w:num w:numId="1" w16cid:durableId="1365867701">
     <w:abstractNumId w:val="8"/>
   </w:num>
-  <w:num w:numId="2" w16cid:durableId="770515360">
+  <w:num w:numId="2" w16cid:durableId="737167121">
     <w:abstractNumId w:val="6"/>
   </w:num>
-  <w:num w:numId="3" w16cid:durableId="372535020">
+  <w:num w:numId="3" w16cid:durableId="861361248">
     <w:abstractNumId w:val="5"/>
   </w:num>
-  <w:num w:numId="4" w16cid:durableId="1779176045">
+  <w:num w:numId="4" w16cid:durableId="1177619712">
     <w:abstractNumId w:val="4"/>
   </w:num>
-  <w:num w:numId="5" w16cid:durableId="633295545">
+  <w:num w:numId="5" w16cid:durableId="1481119608">
     <w:abstractNumId w:val="7"/>
   </w:num>
-  <w:num w:numId="6" w16cid:durableId="1280332141">
+  <w:num w:numId="6" w16cid:durableId="76556904">
     <w:abstractNumId w:val="3"/>
   </w:num>
-  <w:num w:numId="7" w16cid:durableId="1253277538">
+  <w:num w:numId="7" w16cid:durableId="487523894">
     <w:abstractNumId w:val="2"/>
   </w:num>
-  <w:num w:numId="8" w16cid:durableId="1465613036">
+  <w:num w:numId="8" w16cid:durableId="1538812063">
     <w:abstractNumId w:val="1"/>
   </w:num>
-  <w:num w:numId="9" w16cid:durableId="1132795029">
+  <w:num w:numId="9" w16cid:durableId="1739085928">
     <w:abstractNumId w:val="0"/>
   </w:num>
 </w:numbering>
